--- a/docs/SoftwareEvaluation.docx
+++ b/docs/SoftwareEvaluation.docx
@@ -90,7 +90,6 @@
         </w:rPr>
       </w:pPr>
       <w:bookmarkStart w:id="1" w:name="_Toc239072308"/>
-      <w:proofErr w:type="gramStart"/>
       <w:r>
         <w:rPr>
           <w:b/>
@@ -103,7 +102,6 @@
         <w:t>1.1  Requirements</w:t>
       </w:r>
       <w:bookmarkEnd w:id="1"/>
-      <w:proofErr w:type="gramEnd"/>
     </w:p>
     <w:p>
       <w:pPr>
@@ -744,25 +742,7 @@
                 <w:szCs w:val="17"/>
                 <w:lang w:val="en-GB"/>
               </w:rPr>
-              <w:t xml:space="preserve">The workflow </w:t>
-            </w:r>
-            <w:proofErr w:type="gramStart"/>
-            <w:r>
-              <w:rPr>
-                <w:sz w:val="17"/>
-                <w:szCs w:val="17"/>
-                <w:lang w:val="en-GB"/>
-              </w:rPr>
-              <w:t>has to</w:t>
-            </w:r>
-            <w:proofErr w:type="gramEnd"/>
-            <w:r>
-              <w:rPr>
-                <w:sz w:val="17"/>
-                <w:szCs w:val="17"/>
-                <w:lang w:val="en-GB"/>
-              </w:rPr>
-              <w:t xml:space="preserve"> be executable by the next person without a purchase or a licence negotiation.</w:t>
+              <w:t>The workflow has to be executable by the next person without a purchase or a licence negotiation.</w:t>
             </w:r>
           </w:p>
         </w:tc>
@@ -784,7 +764,29 @@
           <w:szCs w:val="18"/>
           <w:lang w:val="en-GB"/>
         </w:rPr>
-        <w:t>Table 1 — Requirements used to assess the candidates.</w:t>
+        <w:t>Table 1</w:t>
+      </w:r>
+      <w:r>
+        <w:rPr>
+          <w:i/>
+          <w:iCs/>
+          <w:color w:val="4A5568"/>
+          <w:sz w:val="18"/>
+          <w:szCs w:val="18"/>
+          <w:lang w:val="en-GB"/>
+        </w:rPr>
+        <w:t xml:space="preserve">: </w:t>
+      </w:r>
+      <w:r>
+        <w:rPr>
+          <w:i/>
+          <w:iCs/>
+          <w:color w:val="4A5568"/>
+          <w:sz w:val="18"/>
+          <w:szCs w:val="18"/>
+          <w:lang w:val="en-GB"/>
+        </w:rPr>
+        <w:t>Requirements used to assess the candidates.</w:t>
       </w:r>
     </w:p>
     <w:p>
@@ -824,7 +826,6 @@
         </w:rPr>
       </w:pPr>
       <w:bookmarkStart w:id="2" w:name="_Toc239072309"/>
-      <w:proofErr w:type="gramStart"/>
       <w:r>
         <w:rPr>
           <w:b/>
@@ -837,7 +838,6 @@
         <w:t>1.2  Candidates</w:t>
       </w:r>
       <w:bookmarkEnd w:id="2"/>
-      <w:proofErr w:type="gramEnd"/>
     </w:p>
     <w:p>
       <w:pPr>
@@ -1150,23 +1150,13 @@
                 <w:lang w:val="en-GB"/>
               </w:rPr>
             </w:pPr>
-            <w:proofErr w:type="gramStart"/>
-            <w:r>
-              <w:rPr>
-                <w:sz w:val="17"/>
-                <w:szCs w:val="17"/>
-                <w:lang w:val="en-GB"/>
-              </w:rPr>
-              <w:t>yes</w:t>
-            </w:r>
-            <w:proofErr w:type="gramEnd"/>
-            <w:r>
-              <w:rPr>
-                <w:sz w:val="17"/>
-                <w:szCs w:val="17"/>
-                <w:lang w:val="en-GB"/>
-              </w:rPr>
-              <w:t xml:space="preserve"> </w:t>
+            <w:r>
+              <w:rPr>
+                <w:sz w:val="17"/>
+                <w:szCs w:val="17"/>
+                <w:lang w:val="en-GB"/>
+              </w:rPr>
+              <w:t xml:space="preserve">yes </w:t>
             </w:r>
             <w:proofErr w:type="spellStart"/>
             <w:r>
@@ -1238,16 +1228,7 @@
                 <w:szCs w:val="17"/>
                 <w:lang w:val="en-GB"/>
               </w:rPr>
-              <w:t xml:space="preserve">Python API </w:t>
-            </w:r>
-            <w:proofErr w:type="gramStart"/>
-            <w:r>
-              <w:rPr>
-                <w:sz w:val="17"/>
-                <w:szCs w:val="17"/>
-                <w:lang w:val="en-GB"/>
-              </w:rPr>
-              <w:t>and .</w:t>
+              <w:t>Python API and .</w:t>
             </w:r>
             <w:proofErr w:type="spellStart"/>
             <w:r>
@@ -1259,7 +1240,6 @@
               <w:t>pml</w:t>
             </w:r>
             <w:proofErr w:type="spellEnd"/>
-            <w:proofErr w:type="gramEnd"/>
             <w:r>
               <w:rPr>
                 <w:sz w:val="17"/>
@@ -1426,7 +1406,31 @@
                 <w:szCs w:val="17"/>
                 <w:lang w:val="en-GB"/>
               </w:rPr>
-              <w:t xml:space="preserve">yes — both cubes into one molecule with mol </w:t>
+              <w:t>Y</w:t>
+            </w:r>
+            <w:r>
+              <w:rPr>
+                <w:sz w:val="17"/>
+                <w:szCs w:val="17"/>
+                <w:lang w:val="en-GB"/>
+              </w:rPr>
+              <w:t>es</w:t>
+            </w:r>
+            <w:r>
+              <w:rPr>
+                <w:sz w:val="17"/>
+                <w:szCs w:val="17"/>
+                <w:lang w:val="en-GB"/>
+              </w:rPr>
+              <w:t>:</w:t>
+            </w:r>
+            <w:r>
+              <w:rPr>
+                <w:sz w:val="17"/>
+                <w:szCs w:val="17"/>
+                <w:lang w:val="en-GB"/>
+              </w:rPr>
+              <w:t xml:space="preserve"> both cubes into one molecule with mol </w:t>
             </w:r>
             <w:proofErr w:type="spellStart"/>
             <w:r>
@@ -1716,7 +1720,31 @@
                 <w:szCs w:val="17"/>
                 <w:lang w:val="en-GB"/>
               </w:rPr>
-              <w:t xml:space="preserve">yes — </w:t>
+              <w:t>Y</w:t>
+            </w:r>
+            <w:r>
+              <w:rPr>
+                <w:sz w:val="17"/>
+                <w:szCs w:val="17"/>
+                <w:lang w:val="en-GB"/>
+              </w:rPr>
+              <w:t>es</w:t>
+            </w:r>
+            <w:r>
+              <w:rPr>
+                <w:sz w:val="17"/>
+                <w:szCs w:val="17"/>
+                <w:lang w:val="en-GB"/>
+              </w:rPr>
+              <w:t>:</w:t>
+            </w:r>
+            <w:r>
+              <w:rPr>
+                <w:sz w:val="17"/>
+                <w:szCs w:val="17"/>
+                <w:lang w:val="en-GB"/>
+              </w:rPr>
+              <w:t xml:space="preserve"> </w:t>
             </w:r>
             <w:proofErr w:type="spellStart"/>
             <w:r>
@@ -1906,7 +1934,31 @@
                 <w:szCs w:val="17"/>
                 <w:lang w:val="en-GB"/>
               </w:rPr>
-              <w:t>partly — the documented ESP colouring comes from an internal charge model, not from a second cube</w:t>
+              <w:t>P</w:t>
+            </w:r>
+            <w:r>
+              <w:rPr>
+                <w:sz w:val="17"/>
+                <w:szCs w:val="17"/>
+                <w:lang w:val="en-GB"/>
+              </w:rPr>
+              <w:t>artly</w:t>
+            </w:r>
+            <w:r>
+              <w:rPr>
+                <w:sz w:val="17"/>
+                <w:szCs w:val="17"/>
+                <w:lang w:val="en-GB"/>
+              </w:rPr>
+              <w:t>:</w:t>
+            </w:r>
+            <w:r>
+              <w:rPr>
+                <w:sz w:val="17"/>
+                <w:szCs w:val="17"/>
+                <w:lang w:val="en-GB"/>
+              </w:rPr>
+              <w:t xml:space="preserve"> the documented ESP colouring comes from an internal charge model, not from a second cube</w:t>
             </w:r>
           </w:p>
         </w:tc>
@@ -2081,6 +2133,8 @@
           <w:p>
             <w:pPr>
               <w:rPr>
+                <w:sz w:val="17"/>
+                <w:szCs w:val="17"/>
                 <w:lang w:val="en-GB"/>
               </w:rPr>
             </w:pPr>
@@ -2090,7 +2144,31 @@
                 <w:szCs w:val="17"/>
                 <w:lang w:val="en-GB"/>
               </w:rPr>
-              <w:t>yes — New Mapped Surface, density surface coloured by an ESP cube</w:t>
+              <w:t>Y</w:t>
+            </w:r>
+            <w:r>
+              <w:rPr>
+                <w:sz w:val="17"/>
+                <w:szCs w:val="17"/>
+                <w:lang w:val="en-GB"/>
+              </w:rPr>
+              <w:t>es</w:t>
+            </w:r>
+            <w:r>
+              <w:rPr>
+                <w:sz w:val="17"/>
+                <w:szCs w:val="17"/>
+                <w:lang w:val="en-GB"/>
+              </w:rPr>
+              <w:t>:</w:t>
+            </w:r>
+            <w:r>
+              <w:rPr>
+                <w:sz w:val="17"/>
+                <w:szCs w:val="17"/>
+                <w:lang w:val="en-GB"/>
+              </w:rPr>
+              <w:t xml:space="preserve"> New Mapped Surface, density surface coloured by an ESP cube</w:t>
             </w:r>
           </w:p>
         </w:tc>
@@ -2177,9 +2255,8 @@
           <w:lang w:val="en-GB"/>
         </w:rPr>
         <w:lastRenderedPageBreak/>
-        <w:t xml:space="preserve">Table 2 — Capability comparison. Compiled from the documentation cited in §11; not from hands-on testing except for </w:t>
-      </w:r>
-      <w:proofErr w:type="spellStart"/>
+        <w:t>Table 2</w:t>
+      </w:r>
       <w:r>
         <w:rPr>
           <w:i/>
@@ -2189,9 +2266,8 @@
           <w:szCs w:val="18"/>
           <w:lang w:val="en-GB"/>
         </w:rPr>
-        <w:t>PyMOL</w:t>
-      </w:r>
-      <w:proofErr w:type="spellEnd"/>
+        <w:t xml:space="preserve">: </w:t>
+      </w:r>
       <w:r>
         <w:rPr>
           <w:i/>
@@ -2201,6 +2277,52 @@
           <w:szCs w:val="18"/>
           <w:lang w:val="en-GB"/>
         </w:rPr>
+        <w:t>Capability comparison. Compiled from the documentation cited in</w:t>
+      </w:r>
+      <w:r>
+        <w:rPr>
+          <w:i/>
+          <w:iCs/>
+          <w:color w:val="4A5568"/>
+          <w:sz w:val="18"/>
+          <w:szCs w:val="18"/>
+          <w:lang w:val="en-GB"/>
+        </w:rPr>
+        <w:t xml:space="preserve"> ProjectElaboration.pdf</w:t>
+      </w:r>
+      <w:r>
+        <w:rPr>
+          <w:i/>
+          <w:iCs/>
+          <w:color w:val="4A5568"/>
+          <w:sz w:val="18"/>
+          <w:szCs w:val="18"/>
+          <w:lang w:val="en-GB"/>
+        </w:rPr>
+        <w:t xml:space="preserve">; not from hands-on testing except for </w:t>
+      </w:r>
+      <w:proofErr w:type="spellStart"/>
+      <w:r>
+        <w:rPr>
+          <w:i/>
+          <w:iCs/>
+          <w:color w:val="4A5568"/>
+          <w:sz w:val="18"/>
+          <w:szCs w:val="18"/>
+          <w:lang w:val="en-GB"/>
+        </w:rPr>
+        <w:t>PyMOL</w:t>
+      </w:r>
+      <w:proofErr w:type="spellEnd"/>
+      <w:r>
+        <w:rPr>
+          <w:i/>
+          <w:iCs/>
+          <w:color w:val="4A5568"/>
+          <w:sz w:val="18"/>
+          <w:szCs w:val="18"/>
+          <w:lang w:val="en-GB"/>
+        </w:rPr>
         <w:t xml:space="preserve"> and VMD. Versions and licence terms checked August 2026.</w:t>
       </w:r>
     </w:p>
@@ -2252,21 +2374,7 @@
         <w:rPr>
           <w:lang w:val="en-GB"/>
         </w:rPr>
-        <w:t xml:space="preserve">The colour ramp is an </w:t>
-      </w:r>
-      <w:proofErr w:type="gramStart"/>
-      <w:r>
-        <w:rPr>
-          <w:lang w:val="en-GB"/>
-        </w:rPr>
-        <w:t>object in its own right, which</w:t>
-      </w:r>
-      <w:proofErr w:type="gramEnd"/>
-      <w:r>
-        <w:rPr>
-          <w:lang w:val="en-GB"/>
-        </w:rPr>
-        <w:t xml:space="preserve"> is what makes R3 easy: the same explicit range can be attached to every molecule of a batch and written into the generated scene file, so the figure and the interactive scene cannot drift apart. </w:t>
+        <w:t xml:space="preserve">The colour ramp is an object in its own right, which is what makes R3 easy: the same explicit range can be attached to every molecule of a batch and written into the generated scene file, so the figure and the interactive scene cannot drift apart. </w:t>
       </w:r>
       <w:proofErr w:type="spellStart"/>
       <w:r>
@@ -2319,21 +2427,7 @@
         <w:rPr>
           <w:lang w:val="en-GB"/>
         </w:rPr>
-        <w:t xml:space="preserve">Technically the closest competitor and the one named in the project brief. It has no ramp object; </w:t>
-      </w:r>
-      <w:proofErr w:type="gramStart"/>
-      <w:r>
-        <w:rPr>
-          <w:lang w:val="en-GB"/>
-        </w:rPr>
-        <w:t>instead</w:t>
-      </w:r>
-      <w:proofErr w:type="gramEnd"/>
-      <w:r>
-        <w:rPr>
-          <w:lang w:val="en-GB"/>
-        </w:rPr>
-        <w:t xml:space="preserve"> both grids are loaded into the same molecule ID and the </w:t>
+        <w:t xml:space="preserve">Technically the closest competitor and the one named in the project brief. It has no ramp object; instead both grids are loaded into the same molecule ID and the </w:t>
       </w:r>
       <w:proofErr w:type="spellStart"/>
       <w:r>
@@ -2347,7 +2441,7 @@
         <w:rPr>
           <w:lang w:val="en-GB"/>
         </w:rPr>
-        <w:t xml:space="preserve"> of the first is coloured by the values of the second. Two practical caveats emerged only in use, and neither is visible in the documentation: its ray tracer aborts unpredictably on stacked transparency (§8.4), and </w:t>
+        <w:t xml:space="preserve"> of the first is coloured by the values of the second. Two practical caveats emerged only in use and neither is visible in the documentation: its ray tracer aborts unpredictably on stacked transparency and </w:t>
       </w:r>
       <w:proofErr w:type="spellStart"/>
       <w:r>
@@ -2459,7 +2553,6 @@
         <w:spacing w:before="260" w:after="120"/>
       </w:pPr>
       <w:bookmarkStart w:id="3" w:name="_Toc239072310"/>
-      <w:proofErr w:type="gramStart"/>
       <w:r>
         <w:rPr>
           <w:b/>
@@ -2471,7 +2564,6 @@
         <w:t>1.3  Assessment</w:t>
       </w:r>
       <w:bookmarkEnd w:id="3"/>
-      <w:proofErr w:type="gramEnd"/>
     </w:p>
     <w:tbl>
       <w:tblPr>
@@ -3609,7 +3701,29 @@
           <w:szCs w:val="18"/>
           <w:lang w:val="en-GB"/>
         </w:rPr>
-        <w:t>Table 3 — (yes) marks a licence that is free of charge for academic use but carries restrictions: registration, academic-only terms, or a separate agreement for commercial use.</w:t>
+        <w:t>Table 3</w:t>
+      </w:r>
+      <w:r>
+        <w:rPr>
+          <w:i/>
+          <w:iCs/>
+          <w:color w:val="4A5568"/>
+          <w:sz w:val="18"/>
+          <w:szCs w:val="18"/>
+          <w:lang w:val="en-GB"/>
+        </w:rPr>
+        <w:t>:</w:t>
+      </w:r>
+      <w:r>
+        <w:rPr>
+          <w:i/>
+          <w:iCs/>
+          <w:color w:val="4A5568"/>
+          <w:sz w:val="18"/>
+          <w:szCs w:val="18"/>
+          <w:lang w:val="en-GB"/>
+        </w:rPr>
+        <w:t xml:space="preserve"> (yes) marks a licence that is free of charge for academic use but carries restrictions: registration, academic-only terms, or a separate agreement for commercial use.</w:t>
       </w:r>
     </w:p>
     <w:p>
@@ -3621,7 +3735,6 @@
         </w:rPr>
       </w:pPr>
       <w:bookmarkStart w:id="4" w:name="_Toc239072311"/>
-      <w:proofErr w:type="gramStart"/>
       <w:r>
         <w:rPr>
           <w:b/>
@@ -3631,9 +3744,9 @@
           <w:szCs w:val="24"/>
           <w:lang w:val="en-GB"/>
         </w:rPr>
-        <w:t>1.4  Why</w:t>
-      </w:r>
-      <w:proofErr w:type="gramEnd"/>
+        <w:t xml:space="preserve">1.4  Why </w:t>
+      </w:r>
+      <w:proofErr w:type="spellStart"/>
       <w:r>
         <w:rPr>
           <w:b/>
@@ -3643,9 +3756,9 @@
           <w:szCs w:val="24"/>
           <w:lang w:val="en-GB"/>
         </w:rPr>
-        <w:t xml:space="preserve"> </w:t>
-      </w:r>
-      <w:proofErr w:type="spellStart"/>
+        <w:t>PyMOL</w:t>
+      </w:r>
+      <w:proofErr w:type="spellEnd"/>
       <w:r>
         <w:rPr>
           <w:b/>
@@ -3655,18 +3768,6 @@
           <w:szCs w:val="24"/>
           <w:lang w:val="en-GB"/>
         </w:rPr>
-        <w:t>PyMOL</w:t>
-      </w:r>
-      <w:proofErr w:type="spellEnd"/>
-      <w:r>
-        <w:rPr>
-          <w:b/>
-          <w:bCs/>
-          <w:color w:val="1F3864"/>
-          <w:sz w:val="24"/>
-          <w:szCs w:val="24"/>
-          <w:lang w:val="en-GB"/>
-        </w:rPr>
         <w:t xml:space="preserve"> and VMD</w:t>
       </w:r>
       <w:bookmarkEnd w:id="4"/>
@@ -3748,7 +3849,7 @@
         <w:rPr>
           <w:lang w:val="en-GB"/>
         </w:rPr>
-        <w:t>It was already installed and in use from the introductory exercises of this course, so the time not spent installing and learning a second program went into the workflow instead. That is a practical argument rather than a technical one, and it is worth stating plainly</w:t>
+        <w:t>It was already installed and in use from the introductory exercises of this course, so the time not spent installing and learning a second program went into the workflow instead. That is a practical argument rather than a technical one</w:t>
       </w:r>
       <w:r>
         <w:rPr>
@@ -3766,20 +3867,6 @@
       </w:pPr>
       <w:r>
         <w:rPr>
-          <w:lang w:val="en-GB"/>
-        </w:rPr>
-        <w:t>Three properties turned out to matter once the pipeline existed, none of them predicted in advance. The view matrix is programmable, so the camera is set from a rotation matrix computed out of the molecular geometry rather than from an interactive orientation. The colour ramp is a separate object, so one explicit range can be applied across a batch. And headless rendering is a first-class mode, which is what makes the whole result set regenerable with a single command after any change.</w:t>
-      </w:r>
-    </w:p>
-    <w:p>
-      <w:pPr>
-        <w:spacing w:after="120" w:line="276" w:lineRule="auto"/>
-        <w:rPr>
-          <w:lang w:val="en-GB"/>
-        </w:rPr>
-      </w:pPr>
-      <w:r>
-        <w:rPr>
           <w:b/>
           <w:bCs/>
           <w:lang w:val="en-GB"/>
@@ -3790,7 +3877,19 @@
         <w:rPr>
           <w:lang w:val="en-GB"/>
         </w:rPr>
-        <w:t xml:space="preserve">It is named explicitly in the project brief, and two independent viewers reading the same cube files are a control on each other. </w:t>
+        <w:t>It is named explicitly in the project brief</w:t>
+      </w:r>
+      <w:r>
+        <w:rPr>
+          <w:lang w:val="en-GB"/>
+        </w:rPr>
+        <w:t xml:space="preserve"> </w:t>
+      </w:r>
+      <w:r>
+        <w:rPr>
+          <w:lang w:val="en-GB"/>
+        </w:rPr>
+        <w:t xml:space="preserve">and two independent viewers reading the same cube files are a control on each other. </w:t>
       </w:r>
       <w:proofErr w:type="spellStart"/>
       <w:r>
@@ -3804,28 +3903,7 @@
         <w:rPr>
           <w:lang w:val="en-GB"/>
         </w:rPr>
-        <w:t xml:space="preserve"> extraction, interpolation of the potential onto the surface vertices and the mapping of values to colours are three places where a </w:t>
-      </w:r>
-      <w:proofErr w:type="gramStart"/>
-      <w:r>
-        <w:rPr>
-          <w:lang w:val="en-GB"/>
-        </w:rPr>
-        <w:t>plausible-looking</w:t>
-      </w:r>
-      <w:proofErr w:type="gramEnd"/>
-      <w:r>
-        <w:rPr>
-          <w:lang w:val="en-GB"/>
-        </w:rPr>
-        <w:t xml:space="preserve"> but wrong picture can be produced, and a single implementation cannot </w:t>
-      </w:r>
-      <w:r>
-        <w:rPr>
-          <w:lang w:val="en-GB"/>
-        </w:rPr>
-        <w:lastRenderedPageBreak/>
-        <w:t>detect any of them. That control is the subject of §6.6, and it paid off: the agreement of the two independent implementations to five decimal places is the strongest evidence in this report that the numbers are right.</w:t>
+        <w:t xml:space="preserve"> extraction, interpolation of the potential onto the surface vertices and the mapping of values to colours are three places where a plausible-looking but wrong picture can be produced and a single implementation cannot detect any of them. </w:t>
       </w:r>
     </w:p>
     <w:sectPr>

--- a/docs/SoftwareEvaluation.docx
+++ b/docs/SoftwareEvaluation.docx
@@ -90,6 +90,7 @@
         </w:rPr>
       </w:pPr>
       <w:bookmarkStart w:id="1" w:name="_Toc239072308"/>
+      <w:proofErr w:type="gramStart"/>
       <w:r>
         <w:rPr>
           <w:b/>
@@ -102,6 +103,7 @@
         <w:t>1.1  Requirements</w:t>
       </w:r>
       <w:bookmarkEnd w:id="1"/>
+      <w:proofErr w:type="gramEnd"/>
     </w:p>
     <w:p>
       <w:pPr>
@@ -742,7 +744,25 @@
                 <w:szCs w:val="17"/>
                 <w:lang w:val="en-GB"/>
               </w:rPr>
-              <w:t>The workflow has to be executable by the next person without a purchase or a licence negotiation.</w:t>
+              <w:t xml:space="preserve">The workflow </w:t>
+            </w:r>
+            <w:proofErr w:type="gramStart"/>
+            <w:r>
+              <w:rPr>
+                <w:sz w:val="17"/>
+                <w:szCs w:val="17"/>
+                <w:lang w:val="en-GB"/>
+              </w:rPr>
+              <w:t>has to</w:t>
+            </w:r>
+            <w:proofErr w:type="gramEnd"/>
+            <w:r>
+              <w:rPr>
+                <w:sz w:val="17"/>
+                <w:szCs w:val="17"/>
+                <w:lang w:val="en-GB"/>
+              </w:rPr>
+              <w:t xml:space="preserve"> be executable by the next person without a purchase or a licence negotiation.</w:t>
             </w:r>
           </w:p>
         </w:tc>
@@ -808,7 +828,19 @@
         <w:rPr>
           <w:lang w:val="en-GB"/>
         </w:rPr>
-        <w:t>Every program in Table 2 can, with enough clicking, produce one correct picture. Only some can guarantee that the twenty-first picture was made with the same settings as the first</w:t>
+        <w:t xml:space="preserve">Every program in Table 2 can, with enough clicking, produce one correct picture. Only some can guarantee that the </w:t>
+      </w:r>
+      <w:r>
+        <w:rPr>
+          <w:lang w:val="en-GB"/>
+        </w:rPr>
+        <w:t>twentieth</w:t>
+      </w:r>
+      <w:r>
+        <w:rPr>
+          <w:lang w:val="en-GB"/>
+        </w:rPr>
+        <w:t xml:space="preserve"> picture was made with the same settings as the first</w:t>
       </w:r>
       <w:r>
         <w:rPr>
@@ -826,6 +858,7 @@
         </w:rPr>
       </w:pPr>
       <w:bookmarkStart w:id="2" w:name="_Toc239072309"/>
+      <w:proofErr w:type="gramStart"/>
       <w:r>
         <w:rPr>
           <w:b/>
@@ -838,6 +871,7 @@
         <w:t>1.2  Candidates</w:t>
       </w:r>
       <w:bookmarkEnd w:id="2"/>
+      <w:proofErr w:type="gramEnd"/>
     </w:p>
     <w:p>
       <w:pPr>
@@ -1150,13 +1184,23 @@
                 <w:lang w:val="en-GB"/>
               </w:rPr>
             </w:pPr>
-            <w:r>
-              <w:rPr>
-                <w:sz w:val="17"/>
-                <w:szCs w:val="17"/>
-                <w:lang w:val="en-GB"/>
-              </w:rPr>
-              <w:t xml:space="preserve">yes </w:t>
+            <w:proofErr w:type="gramStart"/>
+            <w:r>
+              <w:rPr>
+                <w:sz w:val="17"/>
+                <w:szCs w:val="17"/>
+                <w:lang w:val="en-GB"/>
+              </w:rPr>
+              <w:t>yes</w:t>
+            </w:r>
+            <w:proofErr w:type="gramEnd"/>
+            <w:r>
+              <w:rPr>
+                <w:sz w:val="17"/>
+                <w:szCs w:val="17"/>
+                <w:lang w:val="en-GB"/>
+              </w:rPr>
+              <w:t xml:space="preserve"> </w:t>
             </w:r>
             <w:proofErr w:type="spellStart"/>
             <w:r>
@@ -1228,7 +1272,16 @@
                 <w:szCs w:val="17"/>
                 <w:lang w:val="en-GB"/>
               </w:rPr>
-              <w:t>Python API and .</w:t>
+              <w:t xml:space="preserve">Python API </w:t>
+            </w:r>
+            <w:proofErr w:type="gramStart"/>
+            <w:r>
+              <w:rPr>
+                <w:sz w:val="17"/>
+                <w:szCs w:val="17"/>
+                <w:lang w:val="en-GB"/>
+              </w:rPr>
+              <w:t>and .</w:t>
             </w:r>
             <w:proofErr w:type="spellStart"/>
             <w:r>
@@ -1240,6 +1293,7 @@
               <w:t>pml</w:t>
             </w:r>
             <w:proofErr w:type="spellEnd"/>
+            <w:proofErr w:type="gramEnd"/>
             <w:r>
               <w:rPr>
                 <w:sz w:val="17"/>
@@ -2254,7 +2308,6 @@
           <w:szCs w:val="18"/>
           <w:lang w:val="en-GB"/>
         </w:rPr>
-        <w:lastRenderedPageBreak/>
         <w:t>Table 2</w:t>
       </w:r>
       <w:r>
@@ -2342,6 +2395,7 @@
           <w:szCs w:val="21"/>
           <w:lang w:val="en-GB"/>
         </w:rPr>
+        <w:lastRenderedPageBreak/>
         <w:t>Notes on the individual programs</w:t>
       </w:r>
     </w:p>
@@ -2374,7 +2428,21 @@
         <w:rPr>
           <w:lang w:val="en-GB"/>
         </w:rPr>
-        <w:t xml:space="preserve">The colour ramp is an object in its own right, which is what makes R3 easy: the same explicit range can be attached to every molecule of a batch and written into the generated scene file, so the figure and the interactive scene cannot drift apart. </w:t>
+        <w:t xml:space="preserve">The colour ramp is an </w:t>
+      </w:r>
+      <w:proofErr w:type="gramStart"/>
+      <w:r>
+        <w:rPr>
+          <w:lang w:val="en-GB"/>
+        </w:rPr>
+        <w:t>object in its own right, which</w:t>
+      </w:r>
+      <w:proofErr w:type="gramEnd"/>
+      <w:r>
+        <w:rPr>
+          <w:lang w:val="en-GB"/>
+        </w:rPr>
+        <w:t xml:space="preserve"> is what makes R3 easy: the same explicit range can be attached to every molecule of a batch and written into the generated scene file, so the figure and the interactive scene cannot drift apart. </w:t>
       </w:r>
       <w:proofErr w:type="spellStart"/>
       <w:r>
@@ -2427,7 +2495,21 @@
         <w:rPr>
           <w:lang w:val="en-GB"/>
         </w:rPr>
-        <w:t xml:space="preserve">Technically the closest competitor and the one named in the project brief. It has no ramp object; instead both grids are loaded into the same molecule ID and the </w:t>
+        <w:t xml:space="preserve">Technically the closest competitor and the one named in the project brief. It has no ramp object; </w:t>
+      </w:r>
+      <w:proofErr w:type="gramStart"/>
+      <w:r>
+        <w:rPr>
+          <w:lang w:val="en-GB"/>
+        </w:rPr>
+        <w:t>instead</w:t>
+      </w:r>
+      <w:proofErr w:type="gramEnd"/>
+      <w:r>
+        <w:rPr>
+          <w:lang w:val="en-GB"/>
+        </w:rPr>
+        <w:t xml:space="preserve"> both grids are loaded into the same molecule ID and the </w:t>
       </w:r>
       <w:proofErr w:type="spellStart"/>
       <w:r>
@@ -2441,7 +2523,21 @@
         <w:rPr>
           <w:lang w:val="en-GB"/>
         </w:rPr>
-        <w:t xml:space="preserve"> of the first is coloured by the values of the second. Two practical caveats emerged only in use and neither is visible in the documentation: its ray tracer aborts unpredictably on stacked transparency and </w:t>
+        <w:t xml:space="preserve"> of the first is coloured by the values of the second. Two practical caveats emerged only in </w:t>
+      </w:r>
+      <w:proofErr w:type="gramStart"/>
+      <w:r>
+        <w:rPr>
+          <w:lang w:val="en-GB"/>
+        </w:rPr>
+        <w:t>use</w:t>
+      </w:r>
+      <w:proofErr w:type="gramEnd"/>
+      <w:r>
+        <w:rPr>
+          <w:lang w:val="en-GB"/>
+        </w:rPr>
+        <w:t xml:space="preserve"> and neither is visible in the documentation: its ray tracer aborts unpredictably on stacked transparency and </w:t>
       </w:r>
       <w:proofErr w:type="spellStart"/>
       <w:r>
@@ -2553,6 +2649,7 @@
         <w:spacing w:before="260" w:after="120"/>
       </w:pPr>
       <w:bookmarkStart w:id="3" w:name="_Toc239072310"/>
+      <w:proofErr w:type="gramStart"/>
       <w:r>
         <w:rPr>
           <w:b/>
@@ -2564,6 +2661,7 @@
         <w:t>1.3  Assessment</w:t>
       </w:r>
       <w:bookmarkEnd w:id="3"/>
+      <w:proofErr w:type="gramEnd"/>
     </w:p>
     <w:tbl>
       <w:tblPr>
@@ -3735,6 +3833,7 @@
         </w:rPr>
       </w:pPr>
       <w:bookmarkStart w:id="4" w:name="_Toc239072311"/>
+      <w:proofErr w:type="gramStart"/>
       <w:r>
         <w:rPr>
           <w:b/>
@@ -3744,9 +3843,9 @@
           <w:szCs w:val="24"/>
           <w:lang w:val="en-GB"/>
         </w:rPr>
-        <w:t xml:space="preserve">1.4  Why </w:t>
-      </w:r>
-      <w:proofErr w:type="spellStart"/>
+        <w:t>1.4  Why</w:t>
+      </w:r>
+      <w:proofErr w:type="gramEnd"/>
       <w:r>
         <w:rPr>
           <w:b/>
@@ -3756,9 +3855,9 @@
           <w:szCs w:val="24"/>
           <w:lang w:val="en-GB"/>
         </w:rPr>
-        <w:t>PyMOL</w:t>
-      </w:r>
-      <w:proofErr w:type="spellEnd"/>
+        <w:t xml:space="preserve"> </w:t>
+      </w:r>
+      <w:proofErr w:type="spellStart"/>
       <w:r>
         <w:rPr>
           <w:b/>
@@ -3768,6 +3867,18 @@
           <w:szCs w:val="24"/>
           <w:lang w:val="en-GB"/>
         </w:rPr>
+        <w:t>PyMOL</w:t>
+      </w:r>
+      <w:proofErr w:type="spellEnd"/>
+      <w:r>
+        <w:rPr>
+          <w:b/>
+          <w:bCs/>
+          <w:color w:val="1F3864"/>
+          <w:sz w:val="24"/>
+          <w:szCs w:val="24"/>
+          <w:lang w:val="en-GB"/>
+        </w:rPr>
         <w:t xml:space="preserve"> and VMD</w:t>
       </w:r>
       <w:bookmarkEnd w:id="4"/>
@@ -3903,7 +4014,35 @@
         <w:rPr>
           <w:lang w:val="en-GB"/>
         </w:rPr>
-        <w:t xml:space="preserve"> extraction, interpolation of the potential onto the surface vertices and the mapping of values to colours are three places where a plausible-looking but wrong picture can be produced and a single implementation cannot detect any of them. </w:t>
+        <w:t xml:space="preserve"> extraction, interpolation of the potential onto the surface vertices and the mapping of values to colours are three places where a </w:t>
+      </w:r>
+      <w:proofErr w:type="gramStart"/>
+      <w:r>
+        <w:rPr>
+          <w:lang w:val="en-GB"/>
+        </w:rPr>
+        <w:t>plausible-looking</w:t>
+      </w:r>
+      <w:proofErr w:type="gramEnd"/>
+      <w:r>
+        <w:rPr>
+          <w:lang w:val="en-GB"/>
+        </w:rPr>
+        <w:t xml:space="preserve"> but wrong picture can be </w:t>
+      </w:r>
+      <w:proofErr w:type="gramStart"/>
+      <w:r>
+        <w:rPr>
+          <w:lang w:val="en-GB"/>
+        </w:rPr>
+        <w:t>produced</w:t>
+      </w:r>
+      <w:proofErr w:type="gramEnd"/>
+      <w:r>
+        <w:rPr>
+          <w:lang w:val="en-GB"/>
+        </w:rPr>
+        <w:t xml:space="preserve"> and a single implementation cannot detect any of them. </w:t>
       </w:r>
     </w:p>
     <w:sectPr>
